--- a/hw5/HW_writeup.docx
+++ b/hw5/HW_writeup.docx
@@ -57,7 +57,15 @@
         <w:jc w:val="both"/>
       </w:pPr>
       <w:r>
-        <w:t>This project investigates a central question: How do air quality profiles differ across New York City neighborhoods, and can dimensionality reduction techniques like Principal Component Analysis (PCA) reveal latent structure among them? Air quality is inherently multivariate—each area’s environment is influenced by numerous pollutants including NO₂, PM2.5, CO, and ozone. Rather than analyzing each individually, PCA allows us to compress these features into principal components that expose underlying pollution patterns at the neighborhood level.</w:t>
+        <w:t>This project explores: How do air quality profiles differ across NYC neighborhoods, and can dimensionality reduction like PCA reveal latent structure?</w:t>
+      </w:r>
+    </w:p>
+    <w:p>
+      <w:pPr>
+        <w:jc w:val="both"/>
+      </w:pPr>
+      <w:r>
+        <w:t>Air quality is multivariate—each area’s environment is influenced by pollutants like NO₂, PM2.5, CO, and ozone. Rather than analyzing pollutants individually, PCA compresses these features into principal components that expose underlying pollution patterns across neighborhoods.</w:t>
       </w:r>
     </w:p>
     <w:p>
@@ -86,15 +94,15 @@
         <w:jc w:val="both"/>
       </w:pPr>
       <w:r>
-        <w:t>The data comes from a publicly available air quality monitoring project in New York City. It contains nearly 19,000 observations and 12 columns, including pollutant type, location, and measurement values. For this assignment, I reshaped the data from long to wide format so that each row represented a NYC neighborhood, and each column represented an average value of a pollutant. This transformation created a high-dimensional numeric feature space—perfectly suited for dimensionality reduction. The final dataset included neighborhoods as rows and pollutants such as NO₂, PM2.5, CO, and SO₂ as columns.</w:t>
-      </w:r>
-    </w:p>
-    <w:p>
-      <w:pPr>
-        <w:jc w:val="both"/>
-      </w:pPr>
-      <w:r>
-        <w:t>This domain is independently interesting and publicly relevant: air pollution has strong implications for public health, urban planning, and environmental justice. Understanding how pollution varies across neighborhoods can help inform both citizens and policymakers.</w:t>
+        <w:t>The data comes from a publicly available NYC air quality monitoring project, containing ~19,000 observations. After cleaning, each row represented a neighborhood, and each column captured the mean value of a pollutant like NO₂ or PM2.5.</w:t>
+      </w:r>
+    </w:p>
+    <w:p>
+      <w:pPr>
+        <w:jc w:val="both"/>
+      </w:pPr>
+      <w:r>
+        <w:t>This domain is socially important: air pollution impacts public health, urban planning, and environmental justice. Understanding spatial pollution patterns can inform both citizens and policymakers.</w:t>
       </w:r>
     </w:p>
     <w:p>
@@ -123,43 +131,64 @@
         <w:jc w:val="both"/>
       </w:pPr>
       <w:r>
-        <w:t xml:space="preserve">I chose PCA as the dimensionality reduction method because it is interpretable, linear, and allows for visualization in a 2D scatter plot. Before running PCA, all numeric pollutant values were normalized to ensure each feature contributed equally. Without normalization, a </w:t>
-      </w:r>
+        <w:t>I chose PCA because it is interpretable and produces low-dimensional, visual summaries. Before applying PCA, I normalized pollutant values to ensure equal contribution across features. Without normalization, variables measured on larger numeric scales could dominate PCA directions.</w:t>
+      </w:r>
+    </w:p>
+    <w:p>
+      <w:pPr>
+        <w:jc w:val="both"/>
+      </w:pPr>
+      <w:r>
+        <w:t xml:space="preserve">For the primary visualization, each point represents a NYC neighborhood plotted by PC1 and PC2 coordinates. I used </w:t>
+      </w:r>
+      <w:proofErr w:type="spellStart"/>
+      <w:r>
+        <w:t>geom_text_</w:t>
+      </w:r>
+      <w:proofErr w:type="gramStart"/>
+      <w:r>
+        <w:t>repel</w:t>
+      </w:r>
+      <w:proofErr w:type="spellEnd"/>
+      <w:r>
+        <w:t>(</w:t>
+      </w:r>
+      <w:proofErr w:type="gramEnd"/>
+      <w:r>
+        <w:t>) to avoid label overlap and highlight neighborhood structure.</w:t>
+      </w:r>
+    </w:p>
+    <w:p>
+      <w:pPr>
+        <w:jc w:val="both"/>
+      </w:pPr>
       <w:r>
         <w:lastRenderedPageBreak/>
-        <w:t>pollutant measured in higher numeric ranges (e.g., CO in ppm) could dominate the PCA directions.</w:t>
-      </w:r>
-    </w:p>
-    <w:p>
-      <w:pPr>
-        <w:jc w:val="both"/>
-      </w:pPr>
-      <w:r>
-        <w:t xml:space="preserve">For the main visualization, each point in the scatterplot represents a NYC neighborhood, plotted by its coordinates in the first two principal components. I used </w:t>
-      </w:r>
-      <w:proofErr w:type="spellStart"/>
-      <w:r>
-        <w:t>geom_text_</w:t>
-      </w:r>
-      <w:proofErr w:type="gramStart"/>
-      <w:r>
-        <w:t>repel</w:t>
-      </w:r>
-      <w:proofErr w:type="spellEnd"/>
-      <w:r>
-        <w:t>(</w:t>
-      </w:r>
-      <w:proofErr w:type="gramEnd"/>
-      <w:r>
-        <w:t>) to label neighborhoods without overlap, ensuring that the reader can see both the points and their names clearly. This design choice came at the cost of clutter in dense regions, but it allowed for intuitive exploration of neighborhood patterns without relying on tooltips or interactivity.</w:t>
-      </w:r>
-    </w:p>
-    <w:p>
-      <w:pPr>
-        <w:jc w:val="both"/>
-      </w:pPr>
-      <w:r>
-        <w:t>The x-axis (PC1) and y-axis (PC2) represent the directions of maximum variance in the pollutant data. Together, they explain a significant portion of the variability—allowing for meaningful interpretation in two dimensions. I initially created a standard scree plot to visualize the proportion of variance explained across components. After reviewing it, I added an improved version that reordered the principal components and added a horizontal “elbow” line at 10% to make it easier to interpret which components are most important. This addition supports a clearer understanding of the trade-offs in dimensionality reduction and reinforces why only the first few components were retained.</w:t>
+        <w:t>The x- and y-axes represent directions of maximum variance, explaining a substantial portion of the data’s structure.</w:t>
+      </w:r>
+    </w:p>
+    <w:p>
+      <w:pPr>
+        <w:jc w:val="both"/>
+      </w:pPr>
+      <w:r>
+        <w:t>I created a standard scree plot to visualize the proportion of variance explained across principal components. The scree plot showed that the first few components captured most of the variability, supporting the decision to focus on the first two principal components for visualization.</w:t>
+      </w:r>
+    </w:p>
+    <w:p>
+      <w:pPr>
+        <w:jc w:val="both"/>
+      </w:pPr>
+      <w:r>
+        <w:t>To deepen model interpretation, I also generated a PCA biplot, overlaying pollutant loadings onto the neighborhood scatterplot. This revealed which pollutants (e.g., NO₂, PM2.5) contributed most to variance in certain areas. Although some label overlap remained, the biplot added insight into how pollutant effects align spatially.</w:t>
+      </w:r>
+    </w:p>
+    <w:p>
+      <w:pPr>
+        <w:jc w:val="both"/>
+      </w:pPr>
+      <w:r>
+        <w:t>Finally, I introduced a clustered PCA biplot. Using k-means clustering (k=3) on the first two principal components, I grouped neighborhoods into clusters and color-coded them. This made latent pollution groupings more visible, helping uncover broader air quality patterns without relying on dozens of individual labels.</w:t>
       </w:r>
     </w:p>
     <w:p>
@@ -188,7 +217,7 @@
         <w:jc w:val="both"/>
       </w:pPr>
       <w:r>
-        <w:t>The PCA scatterplot revealed multiple interesting patterns:</w:t>
+        <w:t>The PCA scatterplot revealed that:</w:t>
       </w:r>
     </w:p>
     <w:p>
@@ -196,12 +225,12 @@
         <w:pStyle w:val="ListParagraph"/>
         <w:numPr>
           <w:ilvl w:val="0"/>
-          <w:numId w:val="10"/>
+          <w:numId w:val="11"/>
         </w:numPr>
         <w:jc w:val="both"/>
       </w:pPr>
       <w:r>
-        <w:t>Harlem and Bronx neighborhoods, such as East Harlem, Central Harlem – Morningside Heights, and Hunts Point – Mott Haven, appeared in the lower-left quadrant and were clearly separated from most other areas. This suggests these neighborhoods have distinct air quality profiles—likely due to higher concentrations of pollutants.</w:t>
+        <w:t>Harlem and Bronx neighborhoods like East Harlem and Hunts Point – Mott Haven separated from most other areas, suggesting distinct and likely higher pollution profiles.</w:t>
       </w:r>
     </w:p>
     <w:p>
@@ -209,12 +238,12 @@
         <w:pStyle w:val="ListParagraph"/>
         <w:numPr>
           <w:ilvl w:val="0"/>
-          <w:numId w:val="10"/>
+          <w:numId w:val="11"/>
         </w:numPr>
         <w:jc w:val="both"/>
       </w:pPr>
       <w:r>
-        <w:t>Manhattan neighborhoods like Union Square, Upper East Side, and Lower Manhattan clustered more tightly, indicating similar pollution characteristics. This was somewhat surprising, given the area's population density, but may reflect lower industrial emissions or better air monitoring.</w:t>
+        <w:t>Manhattan neighborhoods like Union Square and the Upper East Side clustered tightly, indicating similar pollution characteristics, possibly due to lower industrial emissions or better air management.</w:t>
       </w:r>
     </w:p>
     <w:p>
@@ -222,25 +251,36 @@
         <w:pStyle w:val="ListParagraph"/>
         <w:numPr>
           <w:ilvl w:val="0"/>
-          <w:numId w:val="10"/>
+          <w:numId w:val="11"/>
         </w:numPr>
         <w:jc w:val="both"/>
       </w:pPr>
       <w:r>
-        <w:t>Staten Island and southern Queens neighborhoods grouped together in the right-upper quadrant, possibly reflecting their more suburban environments and lower overall pollution levels.</w:t>
-      </w:r>
-    </w:p>
-    <w:p>
-      <w:pPr>
-        <w:pStyle w:val="ListParagraph"/>
-        <w:numPr>
-          <w:ilvl w:val="0"/>
-          <w:numId w:val="10"/>
-        </w:numPr>
-        <w:jc w:val="both"/>
-      </w:pPr>
-      <w:r>
-        <w:t>The scree plot showed that the first two components captured enough of the overall variance to justify using them for exploratory analysis, while higher-order components contributed diminishing returns. The addition of an elbow threshold made this even more visually apparent.</w:t>
+        <w:t>Staten Island and southern Queens neighborhoods grouped in the upper-right quadrant, reflecting more suburban environments and lower pollution levels.</w:t>
+      </w:r>
+    </w:p>
+    <w:p>
+      <w:pPr>
+        <w:jc w:val="both"/>
+      </w:pPr>
+      <w:r>
+        <w:t>The scree plot showed that the first two principal components captured enough variance to justify focusing on 2D analysis.</w:t>
+      </w:r>
+    </w:p>
+    <w:p>
+      <w:pPr>
+        <w:jc w:val="both"/>
+      </w:pPr>
+      <w:r>
+        <w:t>The PCA biplot highlighted pollutants such as NO₂ and PM2.5 as key contributors to variance, aligning with known relationships between traffic, industrial zones, and air quality.</w:t>
+      </w:r>
+    </w:p>
+    <w:p>
+      <w:pPr>
+        <w:jc w:val="both"/>
+      </w:pPr>
+      <w:r>
+        <w:t>The clustered biplot further refined this view, grouping neighborhoods into three major profiles—likely corresponding to high-pollution urban centers, moderately polluted transitional zones, and lower-pollution suburban areas.</w:t>
       </w:r>
     </w:p>
     <w:p>
@@ -249,7 +289,7 @@
       </w:pPr>
       <w:r>
         <w:lastRenderedPageBreak/>
-        <w:t>These findings validate the use of PCA in compressing a complex, multivariate dataset into a 2D space that remains informative and visually interpretable. It also reinforces prior understanding that air quality in NYC is unevenly distributed, with certain boroughs bearing a higher burden of pollution.</w:t>
+        <w:t>These patterns validate PCA’s ability to compress complex environmental data into interpretable dimensions, revealing meaningful spatial structures in urban air quality.</w:t>
       </w:r>
     </w:p>
     <w:p>
@@ -278,7 +318,7 @@
         <w:jc w:val="both"/>
       </w:pPr>
       <w:r>
-        <w:t xml:space="preserve">The original dataset was in long format, where each row represented a measurement for one pollutant in one neighborhood. To make the data PCA-ready, I reshaped it using </w:t>
+        <w:t xml:space="preserve">The original data was reshaped from long format to wide format using </w:t>
       </w:r>
       <w:proofErr w:type="spellStart"/>
       <w:r>
@@ -294,15 +334,15 @@
       </w:r>
       <w:proofErr w:type="gramEnd"/>
       <w:r>
-        <w:t>), transforming pollutant names into columns and aggregating values via their mean. This resulted in one row per neighborhood and one column per pollutant, creating a matrix where PCA could be meaningfully applied.</w:t>
-      </w:r>
-    </w:p>
-    <w:p>
-      <w:pPr>
-        <w:jc w:val="both"/>
-      </w:pPr>
-      <w:r>
-        <w:t xml:space="preserve">To ensure the numeric comparability of features, I used </w:t>
+        <w:t>), turning pollutant names into columns and aggregating by mean.</w:t>
+      </w:r>
+    </w:p>
+    <w:p>
+      <w:pPr>
+        <w:jc w:val="both"/>
+      </w:pPr>
+      <w:r>
+        <w:t xml:space="preserve">I normalized features using </w:t>
       </w:r>
       <w:proofErr w:type="spellStart"/>
       <w:r>
@@ -318,7 +358,7 @@
       </w:r>
       <w:proofErr w:type="gramEnd"/>
       <w:r>
-        <w:t xml:space="preserve">) from the recipes package before applying PCA with </w:t>
+        <w:t xml:space="preserve">) and filtered out missing data before running PCA with </w:t>
       </w:r>
       <w:proofErr w:type="spellStart"/>
       <w:r>
@@ -334,7 +374,28 @@
       </w:r>
       <w:proofErr w:type="gramEnd"/>
       <w:r>
-        <w:t>). I also filtered out any rows with missing data to avoid introducing bias or computational issues during PCA.</w:t>
+        <w:t>).</w:t>
+      </w:r>
+    </w:p>
+    <w:p>
+      <w:pPr>
+        <w:jc w:val="both"/>
+      </w:pPr>
+      <w:r>
+        <w:t xml:space="preserve">Later, I separately applied </w:t>
+      </w:r>
+      <w:proofErr w:type="spellStart"/>
+      <w:proofErr w:type="gramStart"/>
+      <w:r>
+        <w:t>prcomp</w:t>
+      </w:r>
+      <w:proofErr w:type="spellEnd"/>
+      <w:r>
+        <w:t>(</w:t>
+      </w:r>
+      <w:proofErr w:type="gramEnd"/>
+      <w:r>
+        <w:t>) on the final numeric matrix to support biplot construction and clustering analysis.</w:t>
       </w:r>
     </w:p>
     <w:p>
@@ -363,7 +424,23 @@
         <w:jc w:val="both"/>
       </w:pPr>
       <w:r>
-        <w:t>This project demonstrates how Principal Component Analysis (PCA) can effectively reduce complex, multivariate air quality data into an interpretable visual form, revealing meaningful differences across NYC neighborhoods. The analysis highlighted patterns such as distinct pollution profiles in Harlem and the Bronx compared to more uniform conditions in Manhattan and Staten Island. By reshaping the data, standardizing pollutants, and applying PCA, I was able to uncover latent structure in environmental variables that would have been difficult to observe otherwise. The final visualization, enhanced with a refined scree plot featuring an elbow threshold, supports data-driven exploration of urban air quality and illustrates how model-based dimensionality reduction can guide environmental insight and policy.</w:t>
+        <w:t>This project demonstrates how PCA can reveal hidden structure in multivariate air quality data. Dimensionality reduction exposed geographic pollution patterns that would be difficult to observe otherwise.</w:t>
+      </w:r>
+    </w:p>
+    <w:p>
+      <w:pPr>
+        <w:jc w:val="both"/>
+      </w:pPr>
+      <w:r>
+        <w:t>By combining a traditional scatterplot, a biplot with feature loadings, and a clustered biplot based on k-means, I uncovered nuanced patterns of pollution concentration across NYC neighborhoods.</w:t>
+      </w:r>
+    </w:p>
+    <w:p>
+      <w:pPr>
+        <w:jc w:val="both"/>
+      </w:pPr>
+      <w:r>
+        <w:t>Together, these visualizations offer a clear, data-driven basis for understanding urban environmental variability and can support public health and urban planning initiatives.</w:t>
       </w:r>
     </w:p>
     <w:sectPr>
@@ -829,6 +906,118 @@
     </w:lvl>
   </w:abstractNum>
   <w:abstractNum w:abstractNumId="4" w15:restartNumberingAfterBreak="0">
+    <w:nsid w:val="2BFB07DF"/>
+    <w:multiLevelType w:val="hybridMultilevel"/>
+    <w:tmpl w:val="491C4DE6"/>
+    <w:lvl w:ilvl="0" w:tplc="CC708D62">
+      <w:numFmt w:val="bullet"/>
+      <w:lvlText w:val="-"/>
+      <w:lvlJc w:val="left"/>
+      <w:pPr>
+        <w:ind w:left="720" w:hanging="360"/>
+      </w:pPr>
+      <w:rPr>
+        <w:rFonts w:ascii="Aptos" w:eastAsiaTheme="minorHAnsi" w:hAnsi="Aptos" w:cstheme="minorBidi" w:hint="default"/>
+      </w:rPr>
+    </w:lvl>
+    <w:lvl w:ilvl="1" w:tplc="04090003" w:tentative="1">
+      <w:start w:val="1"/>
+      <w:numFmt w:val="bullet"/>
+      <w:lvlText w:val="o"/>
+      <w:lvlJc w:val="left"/>
+      <w:pPr>
+        <w:ind w:left="1440" w:hanging="360"/>
+      </w:pPr>
+      <w:rPr>
+        <w:rFonts w:ascii="Courier New" w:hAnsi="Courier New" w:cs="Courier New" w:hint="default"/>
+      </w:rPr>
+    </w:lvl>
+    <w:lvl w:ilvl="2" w:tplc="04090005" w:tentative="1">
+      <w:start w:val="1"/>
+      <w:numFmt w:val="bullet"/>
+      <w:lvlText w:val=""/>
+      <w:lvlJc w:val="left"/>
+      <w:pPr>
+        <w:ind w:left="2160" w:hanging="360"/>
+      </w:pPr>
+      <w:rPr>
+        <w:rFonts w:ascii="Wingdings" w:hAnsi="Wingdings" w:hint="default"/>
+      </w:rPr>
+    </w:lvl>
+    <w:lvl w:ilvl="3" w:tplc="04090001" w:tentative="1">
+      <w:start w:val="1"/>
+      <w:numFmt w:val="bullet"/>
+      <w:lvlText w:val=""/>
+      <w:lvlJc w:val="left"/>
+      <w:pPr>
+        <w:ind w:left="2880" w:hanging="360"/>
+      </w:pPr>
+      <w:rPr>
+        <w:rFonts w:ascii="Symbol" w:hAnsi="Symbol" w:hint="default"/>
+      </w:rPr>
+    </w:lvl>
+    <w:lvl w:ilvl="4" w:tplc="04090003" w:tentative="1">
+      <w:start w:val="1"/>
+      <w:numFmt w:val="bullet"/>
+      <w:lvlText w:val="o"/>
+      <w:lvlJc w:val="left"/>
+      <w:pPr>
+        <w:ind w:left="3600" w:hanging="360"/>
+      </w:pPr>
+      <w:rPr>
+        <w:rFonts w:ascii="Courier New" w:hAnsi="Courier New" w:cs="Courier New" w:hint="default"/>
+      </w:rPr>
+    </w:lvl>
+    <w:lvl w:ilvl="5" w:tplc="04090005" w:tentative="1">
+      <w:start w:val="1"/>
+      <w:numFmt w:val="bullet"/>
+      <w:lvlText w:val=""/>
+      <w:lvlJc w:val="left"/>
+      <w:pPr>
+        <w:ind w:left="4320" w:hanging="360"/>
+      </w:pPr>
+      <w:rPr>
+        <w:rFonts w:ascii="Wingdings" w:hAnsi="Wingdings" w:hint="default"/>
+      </w:rPr>
+    </w:lvl>
+    <w:lvl w:ilvl="6" w:tplc="04090001" w:tentative="1">
+      <w:start w:val="1"/>
+      <w:numFmt w:val="bullet"/>
+      <w:lvlText w:val=""/>
+      <w:lvlJc w:val="left"/>
+      <w:pPr>
+        <w:ind w:left="5040" w:hanging="360"/>
+      </w:pPr>
+      <w:rPr>
+        <w:rFonts w:ascii="Symbol" w:hAnsi="Symbol" w:hint="default"/>
+      </w:rPr>
+    </w:lvl>
+    <w:lvl w:ilvl="7" w:tplc="04090003" w:tentative="1">
+      <w:start w:val="1"/>
+      <w:numFmt w:val="bullet"/>
+      <w:lvlText w:val="o"/>
+      <w:lvlJc w:val="left"/>
+      <w:pPr>
+        <w:ind w:left="5760" w:hanging="360"/>
+      </w:pPr>
+      <w:rPr>
+        <w:rFonts w:ascii="Courier New" w:hAnsi="Courier New" w:cs="Courier New" w:hint="default"/>
+      </w:rPr>
+    </w:lvl>
+    <w:lvl w:ilvl="8" w:tplc="04090005" w:tentative="1">
+      <w:start w:val="1"/>
+      <w:numFmt w:val="bullet"/>
+      <w:lvlText w:val=""/>
+      <w:lvlJc w:val="left"/>
+      <w:pPr>
+        <w:ind w:left="6480" w:hanging="360"/>
+      </w:pPr>
+      <w:rPr>
+        <w:rFonts w:ascii="Wingdings" w:hAnsi="Wingdings" w:hint="default"/>
+      </w:rPr>
+    </w:lvl>
+  </w:abstractNum>
+  <w:abstractNum w:abstractNumId="5" w15:restartNumberingAfterBreak="0">
     <w:nsid w:val="2D710642"/>
     <w:multiLevelType w:val="hybridMultilevel"/>
     <w:tmpl w:val="98E4FE48"/>
@@ -941,7 +1130,7 @@
       </w:rPr>
     </w:lvl>
   </w:abstractNum>
-  <w:abstractNum w:abstractNumId="5" w15:restartNumberingAfterBreak="0">
+  <w:abstractNum w:abstractNumId="6" w15:restartNumberingAfterBreak="0">
     <w:nsid w:val="3378476C"/>
     <w:multiLevelType w:val="hybridMultilevel"/>
     <w:tmpl w:val="8B1AFDFE"/>
@@ -1054,7 +1243,7 @@
       </w:rPr>
     </w:lvl>
   </w:abstractNum>
-  <w:abstractNum w:abstractNumId="6" w15:restartNumberingAfterBreak="0">
+  <w:abstractNum w:abstractNumId="7" w15:restartNumberingAfterBreak="0">
     <w:nsid w:val="553A6278"/>
     <w:multiLevelType w:val="hybridMultilevel"/>
     <w:tmpl w:val="D28CD2F2"/>
@@ -1167,7 +1356,7 @@
       </w:rPr>
     </w:lvl>
   </w:abstractNum>
-  <w:abstractNum w:abstractNumId="7" w15:restartNumberingAfterBreak="0">
+  <w:abstractNum w:abstractNumId="8" w15:restartNumberingAfterBreak="0">
     <w:nsid w:val="592C265A"/>
     <w:multiLevelType w:val="hybridMultilevel"/>
     <w:tmpl w:val="138C598C"/>
@@ -1280,7 +1469,7 @@
       </w:rPr>
     </w:lvl>
   </w:abstractNum>
-  <w:abstractNum w:abstractNumId="8" w15:restartNumberingAfterBreak="0">
+  <w:abstractNum w:abstractNumId="9" w15:restartNumberingAfterBreak="0">
     <w:nsid w:val="654A244C"/>
     <w:multiLevelType w:val="hybridMultilevel"/>
     <w:tmpl w:val="6E461452"/>
@@ -1393,7 +1582,7 @@
       </w:rPr>
     </w:lvl>
   </w:abstractNum>
-  <w:abstractNum w:abstractNumId="9" w15:restartNumberingAfterBreak="0">
+  <w:abstractNum w:abstractNumId="10" w15:restartNumberingAfterBreak="0">
     <w:nsid w:val="6D146E53"/>
     <w:multiLevelType w:val="hybridMultilevel"/>
     <w:tmpl w:val="858CAA72"/>
@@ -1507,22 +1696,22 @@
     </w:lvl>
   </w:abstractNum>
   <w:num w:numId="1" w16cid:durableId="554046463">
-    <w:abstractNumId w:val="4"/>
+    <w:abstractNumId w:val="5"/>
   </w:num>
   <w:num w:numId="2" w16cid:durableId="670063033">
-    <w:abstractNumId w:val="8"/>
+    <w:abstractNumId w:val="9"/>
   </w:num>
   <w:num w:numId="3" w16cid:durableId="101847822">
-    <w:abstractNumId w:val="5"/>
+    <w:abstractNumId w:val="6"/>
   </w:num>
   <w:num w:numId="4" w16cid:durableId="1056199630">
-    <w:abstractNumId w:val="6"/>
+    <w:abstractNumId w:val="7"/>
   </w:num>
   <w:num w:numId="5" w16cid:durableId="1174876258">
-    <w:abstractNumId w:val="9"/>
+    <w:abstractNumId w:val="10"/>
   </w:num>
   <w:num w:numId="6" w16cid:durableId="98962220">
-    <w:abstractNumId w:val="7"/>
+    <w:abstractNumId w:val="8"/>
   </w:num>
   <w:num w:numId="7" w16cid:durableId="1596400875">
     <w:abstractNumId w:val="0"/>
@@ -1535,6 +1724,9 @@
   </w:num>
   <w:num w:numId="10" w16cid:durableId="1312518709">
     <w:abstractNumId w:val="2"/>
+  </w:num>
+  <w:num w:numId="11" w16cid:durableId="426387404">
+    <w:abstractNumId w:val="4"/>
   </w:num>
 </w:numbering>
 </file>

--- a/hw5/HW_writeup.docx
+++ b/hw5/HW_writeup.docx
@@ -30,8 +30,16 @@
     <w:p>
       <w:pPr>
         <w:jc w:val="center"/>
-      </w:pPr>
-      <w:r>
+        <w:rPr>
+          <w:b/>
+          <w:bCs/>
+        </w:rPr>
+      </w:pPr>
+      <w:r>
+        <w:rPr>
+          <w:b/>
+          <w:bCs/>
+        </w:rPr>
         <w:t>PCA of NYC Neighborhoods Based on Air Quality</w:t>
       </w:r>
     </w:p>
@@ -65,7 +73,13 @@
         <w:jc w:val="both"/>
       </w:pPr>
       <w:r>
-        <w:t>Air quality is multivariate—each area’s environment is influenced by pollutants like NO₂, PM2.5, CO, and ozone. Rather than analyzing pollutants individually, PCA compresses these features into principal components that expose underlying pollution patterns across neighborhoods.</w:t>
+        <w:t>Air quality is multivariate—each area’s environment is influenced by pollutants like NO₂, PM2.5, CO, ozone</w:t>
+      </w:r>
+      <w:r>
+        <w:t xml:space="preserve"> and other health related metrics</w:t>
+      </w:r>
+      <w:r>
+        <w:t>. Rather than analyzing pollutants individually, PCA compresses these features into principal components that expose underlying pollution patterns across neighborhoods.</w:t>
       </w:r>
     </w:p>
     <w:p>
@@ -94,7 +108,19 @@
         <w:jc w:val="both"/>
       </w:pPr>
       <w:r>
-        <w:t>The data comes from a publicly available NYC air quality monitoring project, containing ~19,000 observations. After cleaning, each row represented a neighborhood, and each column captured the mean value of a pollutant like NO₂ or PM2.5.</w:t>
+        <w:t>The data comes from a publicly available NYC air quality monitoring project, containing ~19,000 observations. After cleaning</w:t>
+      </w:r>
+      <w:r>
+        <w:t xml:space="preserve"> and reshaping data</w:t>
+      </w:r>
+      <w:r>
+        <w:t>, each row represented a neighborhood, and each column captured the mean value of a pollutant like NO₂ or PM2.5</w:t>
+      </w:r>
+      <w:r>
+        <w:t xml:space="preserve"> (and other 18 columns)</w:t>
+      </w:r>
+      <w:r>
+        <w:t>.</w:t>
       </w:r>
     </w:p>
     <w:p>
@@ -139,6 +165,7 @@
         <w:jc w:val="both"/>
       </w:pPr>
       <w:r>
+        <w:lastRenderedPageBreak/>
         <w:t xml:space="preserve">For the primary visualization, each point represents a NYC neighborhood plotted by PC1 and PC2 coordinates. I used </w:t>
       </w:r>
       <w:proofErr w:type="spellStart"/>
@@ -163,7 +190,6 @@
         <w:jc w:val="both"/>
       </w:pPr>
       <w:r>
-        <w:lastRenderedPageBreak/>
         <w:t>The x- and y-axes represent directions of maximum variance, explaining a substantial portion of the data’s structure.</w:t>
       </w:r>
     </w:p>
@@ -181,6 +207,14 @@
       </w:pPr>
       <w:r>
         <w:t>To deepen model interpretation, I also generated a PCA biplot, overlaying pollutant loadings onto the neighborhood scatterplot. This revealed which pollutants (e.g., NO₂, PM2.5) contributed most to variance in certain areas. Although some label overlap remained, the biplot added insight into how pollutant effects align spatially.</w:t>
+      </w:r>
+    </w:p>
+    <w:p>
+      <w:pPr>
+        <w:jc w:val="both"/>
+      </w:pPr>
+      <w:r>
+        <w:t xml:space="preserve">The arrows represent pollutant loadings, with the direction showing which neighborhoods are associated with higher values of that pollutant and the length indicating the strength of the influence. The circle provides a reference for the maximum variance captured by the principal components. </w:t>
       </w:r>
     </w:p>
     <w:p>
@@ -225,12 +259,12 @@
         <w:pStyle w:val="ListParagraph"/>
         <w:numPr>
           <w:ilvl w:val="0"/>
-          <w:numId w:val="11"/>
+          <w:numId w:val="12"/>
         </w:numPr>
         <w:jc w:val="both"/>
       </w:pPr>
       <w:r>
-        <w:t>Harlem and Bronx neighborhoods like East Harlem and Hunts Point – Mott Haven separated from most other areas, suggesting distinct and likely higher pollution profiles.</w:t>
+        <w:t>Harlem and Bronx neighborhoods, such as East Harlem and Hunts Point–Mott Haven, separated clearly from most other areas, suggesting distinct air quality profiles likely driven by higher concentrations of key pollutants.</w:t>
       </w:r>
     </w:p>
     <w:p>
@@ -238,12 +272,12 @@
         <w:pStyle w:val="ListParagraph"/>
         <w:numPr>
           <w:ilvl w:val="0"/>
-          <w:numId w:val="11"/>
+          <w:numId w:val="12"/>
         </w:numPr>
         <w:jc w:val="both"/>
       </w:pPr>
       <w:r>
-        <w:t>Manhattan neighborhoods like Union Square and the Upper East Side clustered tightly, indicating similar pollution characteristics, possibly due to lower industrial emissions or better air management.</w:t>
+        <w:t>Manhattan neighborhoods, including Union Square and the Upper East Side, clustered tightly together, indicating similar pollution characteristics, particularly elevated levels of NO₂, PM2.5, annual vehicle miles traveled, and outdoor air toxics.</w:t>
       </w:r>
     </w:p>
     <w:p>
@@ -251,20 +285,42 @@
         <w:pStyle w:val="ListParagraph"/>
         <w:numPr>
           <w:ilvl w:val="0"/>
-          <w:numId w:val="11"/>
+          <w:numId w:val="12"/>
         </w:numPr>
         <w:jc w:val="both"/>
       </w:pPr>
       <w:r>
-        <w:t>Staten Island and southern Queens neighborhoods grouped in the upper-right quadrant, reflecting more suburban environments and lower pollution levels.</w:t>
-      </w:r>
-    </w:p>
-    <w:p>
-      <w:pPr>
-        <w:jc w:val="both"/>
-      </w:pPr>
-      <w:r>
-        <w:t>The scree plot showed that the first two principal components captured enough variance to justify focusing on 2D analysis.</w:t>
+        <w:t xml:space="preserve">Staten Island and southern Queens neighborhoods grouped in the upper-right quadrant, reflecting more suburban environments and generally lower overall pollution levels compared to other parts of the </w:t>
+      </w:r>
+      <w:proofErr w:type="spellStart"/>
+      <w:proofErr w:type="gramStart"/>
+      <w:r>
+        <w:t>city.</w:t>
+      </w:r>
+      <w:r>
+        <w:t>The</w:t>
+      </w:r>
+      <w:proofErr w:type="spellEnd"/>
+      <w:proofErr w:type="gramEnd"/>
+      <w:r>
+        <w:t xml:space="preserve"> scree plot showed that the </w:t>
+      </w:r>
+      <w:r>
+        <w:lastRenderedPageBreak/>
+        <w:t>first two principal components captured enough variance to justify focusing on 2D analysis.</w:t>
+      </w:r>
+    </w:p>
+    <w:p>
+      <w:pPr>
+        <w:pStyle w:val="ListParagraph"/>
+        <w:numPr>
+          <w:ilvl w:val="0"/>
+          <w:numId w:val="12"/>
+        </w:numPr>
+        <w:jc w:val="both"/>
+      </w:pPr>
+      <w:r>
+        <w:t>The directions and magnitudes of the pollutant vectors suggest that traffic-related emissions (e.g., NO₂, PM2.5) and health outcomes (e.g., asthma hospitalizations) form distinct but intersecting patterns of variation, indicating that areas with higher pollution exposure also experience greater health risks.</w:t>
       </w:r>
     </w:p>
     <w:p>
@@ -288,7 +344,6 @@
         <w:jc w:val="both"/>
       </w:pPr>
       <w:r>
-        <w:lastRenderedPageBreak/>
         <w:t>These patterns validate PCA’s ability to compress complex environmental data into interpretable dimensions, revealing meaningful spatial structures in urban air quality.</w:t>
       </w:r>
     </w:p>
@@ -793,6 +848,118 @@
     </w:lvl>
   </w:abstractNum>
   <w:abstractNum w:abstractNumId="3" w15:restartNumberingAfterBreak="0">
+    <w:nsid w:val="10FA73F7"/>
+    <w:multiLevelType w:val="hybridMultilevel"/>
+    <w:tmpl w:val="8D56C610"/>
+    <w:lvl w:ilvl="0" w:tplc="C150915A">
+      <w:numFmt w:val="bullet"/>
+      <w:lvlText w:val="-"/>
+      <w:lvlJc w:val="left"/>
+      <w:pPr>
+        <w:ind w:left="720" w:hanging="360"/>
+      </w:pPr>
+      <w:rPr>
+        <w:rFonts w:ascii="Aptos" w:eastAsiaTheme="minorHAnsi" w:hAnsi="Aptos" w:cstheme="minorBidi" w:hint="default"/>
+      </w:rPr>
+    </w:lvl>
+    <w:lvl w:ilvl="1" w:tplc="04090003" w:tentative="1">
+      <w:start w:val="1"/>
+      <w:numFmt w:val="bullet"/>
+      <w:lvlText w:val="o"/>
+      <w:lvlJc w:val="left"/>
+      <w:pPr>
+        <w:ind w:left="1440" w:hanging="360"/>
+      </w:pPr>
+      <w:rPr>
+        <w:rFonts w:ascii="Courier New" w:hAnsi="Courier New" w:cs="Courier New" w:hint="default"/>
+      </w:rPr>
+    </w:lvl>
+    <w:lvl w:ilvl="2" w:tplc="04090005" w:tentative="1">
+      <w:start w:val="1"/>
+      <w:numFmt w:val="bullet"/>
+      <w:lvlText w:val=""/>
+      <w:lvlJc w:val="left"/>
+      <w:pPr>
+        <w:ind w:left="2160" w:hanging="360"/>
+      </w:pPr>
+      <w:rPr>
+        <w:rFonts w:ascii="Wingdings" w:hAnsi="Wingdings" w:hint="default"/>
+      </w:rPr>
+    </w:lvl>
+    <w:lvl w:ilvl="3" w:tplc="04090001" w:tentative="1">
+      <w:start w:val="1"/>
+      <w:numFmt w:val="bullet"/>
+      <w:lvlText w:val=""/>
+      <w:lvlJc w:val="left"/>
+      <w:pPr>
+        <w:ind w:left="2880" w:hanging="360"/>
+      </w:pPr>
+      <w:rPr>
+        <w:rFonts w:ascii="Symbol" w:hAnsi="Symbol" w:hint="default"/>
+      </w:rPr>
+    </w:lvl>
+    <w:lvl w:ilvl="4" w:tplc="04090003" w:tentative="1">
+      <w:start w:val="1"/>
+      <w:numFmt w:val="bullet"/>
+      <w:lvlText w:val="o"/>
+      <w:lvlJc w:val="left"/>
+      <w:pPr>
+        <w:ind w:left="3600" w:hanging="360"/>
+      </w:pPr>
+      <w:rPr>
+        <w:rFonts w:ascii="Courier New" w:hAnsi="Courier New" w:cs="Courier New" w:hint="default"/>
+      </w:rPr>
+    </w:lvl>
+    <w:lvl w:ilvl="5" w:tplc="04090005" w:tentative="1">
+      <w:start w:val="1"/>
+      <w:numFmt w:val="bullet"/>
+      <w:lvlText w:val=""/>
+      <w:lvlJc w:val="left"/>
+      <w:pPr>
+        <w:ind w:left="4320" w:hanging="360"/>
+      </w:pPr>
+      <w:rPr>
+        <w:rFonts w:ascii="Wingdings" w:hAnsi="Wingdings" w:hint="default"/>
+      </w:rPr>
+    </w:lvl>
+    <w:lvl w:ilvl="6" w:tplc="04090001" w:tentative="1">
+      <w:start w:val="1"/>
+      <w:numFmt w:val="bullet"/>
+      <w:lvlText w:val=""/>
+      <w:lvlJc w:val="left"/>
+      <w:pPr>
+        <w:ind w:left="5040" w:hanging="360"/>
+      </w:pPr>
+      <w:rPr>
+        <w:rFonts w:ascii="Symbol" w:hAnsi="Symbol" w:hint="default"/>
+      </w:rPr>
+    </w:lvl>
+    <w:lvl w:ilvl="7" w:tplc="04090003" w:tentative="1">
+      <w:start w:val="1"/>
+      <w:numFmt w:val="bullet"/>
+      <w:lvlText w:val="o"/>
+      <w:lvlJc w:val="left"/>
+      <w:pPr>
+        <w:ind w:left="5760" w:hanging="360"/>
+      </w:pPr>
+      <w:rPr>
+        <w:rFonts w:ascii="Courier New" w:hAnsi="Courier New" w:cs="Courier New" w:hint="default"/>
+      </w:rPr>
+    </w:lvl>
+    <w:lvl w:ilvl="8" w:tplc="04090005" w:tentative="1">
+      <w:start w:val="1"/>
+      <w:numFmt w:val="bullet"/>
+      <w:lvlText w:val=""/>
+      <w:lvlJc w:val="left"/>
+      <w:pPr>
+        <w:ind w:left="6480" w:hanging="360"/>
+      </w:pPr>
+      <w:rPr>
+        <w:rFonts w:ascii="Wingdings" w:hAnsi="Wingdings" w:hint="default"/>
+      </w:rPr>
+    </w:lvl>
+  </w:abstractNum>
+  <w:abstractNum w:abstractNumId="4" w15:restartNumberingAfterBreak="0">
     <w:nsid w:val="19404FBB"/>
     <w:multiLevelType w:val="hybridMultilevel"/>
     <w:tmpl w:val="E5F6CC46"/>
@@ -905,7 +1072,7 @@
       </w:rPr>
     </w:lvl>
   </w:abstractNum>
-  <w:abstractNum w:abstractNumId="4" w15:restartNumberingAfterBreak="0">
+  <w:abstractNum w:abstractNumId="5" w15:restartNumberingAfterBreak="0">
     <w:nsid w:val="2BFB07DF"/>
     <w:multiLevelType w:val="hybridMultilevel"/>
     <w:tmpl w:val="491C4DE6"/>
@@ -1017,7 +1184,7 @@
       </w:rPr>
     </w:lvl>
   </w:abstractNum>
-  <w:abstractNum w:abstractNumId="5" w15:restartNumberingAfterBreak="0">
+  <w:abstractNum w:abstractNumId="6" w15:restartNumberingAfterBreak="0">
     <w:nsid w:val="2D710642"/>
     <w:multiLevelType w:val="hybridMultilevel"/>
     <w:tmpl w:val="98E4FE48"/>
@@ -1130,7 +1297,7 @@
       </w:rPr>
     </w:lvl>
   </w:abstractNum>
-  <w:abstractNum w:abstractNumId="6" w15:restartNumberingAfterBreak="0">
+  <w:abstractNum w:abstractNumId="7" w15:restartNumberingAfterBreak="0">
     <w:nsid w:val="3378476C"/>
     <w:multiLevelType w:val="hybridMultilevel"/>
     <w:tmpl w:val="8B1AFDFE"/>
@@ -1243,7 +1410,7 @@
       </w:rPr>
     </w:lvl>
   </w:abstractNum>
-  <w:abstractNum w:abstractNumId="7" w15:restartNumberingAfterBreak="0">
+  <w:abstractNum w:abstractNumId="8" w15:restartNumberingAfterBreak="0">
     <w:nsid w:val="553A6278"/>
     <w:multiLevelType w:val="hybridMultilevel"/>
     <w:tmpl w:val="D28CD2F2"/>
@@ -1356,7 +1523,7 @@
       </w:rPr>
     </w:lvl>
   </w:abstractNum>
-  <w:abstractNum w:abstractNumId="8" w15:restartNumberingAfterBreak="0">
+  <w:abstractNum w:abstractNumId="9" w15:restartNumberingAfterBreak="0">
     <w:nsid w:val="592C265A"/>
     <w:multiLevelType w:val="hybridMultilevel"/>
     <w:tmpl w:val="138C598C"/>
@@ -1469,7 +1636,7 @@
       </w:rPr>
     </w:lvl>
   </w:abstractNum>
-  <w:abstractNum w:abstractNumId="9" w15:restartNumberingAfterBreak="0">
+  <w:abstractNum w:abstractNumId="10" w15:restartNumberingAfterBreak="0">
     <w:nsid w:val="654A244C"/>
     <w:multiLevelType w:val="hybridMultilevel"/>
     <w:tmpl w:val="6E461452"/>
@@ -1582,7 +1749,7 @@
       </w:rPr>
     </w:lvl>
   </w:abstractNum>
-  <w:abstractNum w:abstractNumId="10" w15:restartNumberingAfterBreak="0">
+  <w:abstractNum w:abstractNumId="11" w15:restartNumberingAfterBreak="0">
     <w:nsid w:val="6D146E53"/>
     <w:multiLevelType w:val="hybridMultilevel"/>
     <w:tmpl w:val="858CAA72"/>
@@ -1696,28 +1863,28 @@
     </w:lvl>
   </w:abstractNum>
   <w:num w:numId="1" w16cid:durableId="554046463">
-    <w:abstractNumId w:val="5"/>
+    <w:abstractNumId w:val="6"/>
   </w:num>
   <w:num w:numId="2" w16cid:durableId="670063033">
-    <w:abstractNumId w:val="9"/>
+    <w:abstractNumId w:val="10"/>
   </w:num>
   <w:num w:numId="3" w16cid:durableId="101847822">
-    <w:abstractNumId w:val="6"/>
+    <w:abstractNumId w:val="7"/>
   </w:num>
   <w:num w:numId="4" w16cid:durableId="1056199630">
-    <w:abstractNumId w:val="7"/>
+    <w:abstractNumId w:val="8"/>
   </w:num>
   <w:num w:numId="5" w16cid:durableId="1174876258">
-    <w:abstractNumId w:val="10"/>
+    <w:abstractNumId w:val="11"/>
   </w:num>
   <w:num w:numId="6" w16cid:durableId="98962220">
-    <w:abstractNumId w:val="8"/>
+    <w:abstractNumId w:val="9"/>
   </w:num>
   <w:num w:numId="7" w16cid:durableId="1596400875">
     <w:abstractNumId w:val="0"/>
   </w:num>
   <w:num w:numId="8" w16cid:durableId="1252199484">
-    <w:abstractNumId w:val="3"/>
+    <w:abstractNumId w:val="4"/>
   </w:num>
   <w:num w:numId="9" w16cid:durableId="1570311463">
     <w:abstractNumId w:val="1"/>
@@ -1726,7 +1893,10 @@
     <w:abstractNumId w:val="2"/>
   </w:num>
   <w:num w:numId="11" w16cid:durableId="426387404">
-    <w:abstractNumId w:val="4"/>
+    <w:abstractNumId w:val="5"/>
+  </w:num>
+  <w:num w:numId="12" w16cid:durableId="1862888063">
+    <w:abstractNumId w:val="3"/>
   </w:num>
 </w:numbering>
 </file>
